--- a/msp-forge/vercel/examples/E-certificate-of-fitness-cover-note.docx
+++ b/msp-forge/vercel/examples/E-certificate-of-fitness-cover-note.docx
@@ -2116,7 +2116,7 @@
           <w:sz w:val="24"/>
           <w:szCs w:val="24"/>
         </w:rPr>
-        <w:t xml:space="preserve"> means the interval the Medical Surveillance Plan sets for that job role. Where a person is fit with restrictions or unfit, the OMP sets the next screening.</w:t>
+        <w:t xml:space="preserve"> means the interval the Medical Surveillance Plan, a separate Care Net product, sets for that job role. Where a person is fit with restrictions or unfit, the OMP sets the next screening.</w:t>
       </w:r>
     </w:p>
     <w:p>
@@ -2325,7 +2325,7 @@
           <w:sz w:val="24"/>
           <w:szCs w:val="24"/>
         </w:rPr>
-        <w:t xml:space="preserve">, signed by the occupational medical practitioner, is a separate document. It is filed in Section E ahead of these certificates and sets who is screened, for which exposures and how often.</w:t>
+        <w:t xml:space="preserve">, a separate Care Net product signed by the occupational medical practitioner, is filed in Section E ahead of these certificates as evidence; it sets who is screened, for which exposures and how often.</w:t>
       </w:r>
     </w:p>
     <w:p>
